--- a/delivery/05_q_exploration_log/Q_Exploration_Log.docx
+++ b/delivery/05_q_exploration_log/Q_Exploration_Log.docx
@@ -6,19 +6,11 @@
       <w:pPr>
         <w:pStyle w:val="Titel"/>
       </w:pPr>
-      <w:proofErr w:type="spellStart"/>
       <w:r>
         <w:rPr>
           <w:rFonts w:ascii="Calibri" w:eastAsia="Calibri" w:hAnsi="Calibri" w:cs="Calibri"/>
         </w:rPr>
-        <w:t>NovaTech</w:t>
-      </w:r>
-      <w:proofErr w:type="spellEnd"/>
-      <w:r>
-        <w:rPr>
-          <w:rFonts w:ascii="Calibri" w:eastAsia="Calibri" w:hAnsi="Calibri" w:cs="Calibri"/>
-        </w:rPr>
-        <w:t xml:space="preserve"> Q Exploration Log</w:t>
+        <w:t>NovaTech Q Exploration Log</w:t>
       </w:r>
     </w:p>
     <w:p>
@@ -64,7 +56,23 @@
           <w:sz w:val="22"/>
           <w:szCs w:val="22"/>
         </w:rPr>
-        <w:t>September 1, 2026</w:t>
+        <w:t>September 1</w:t>
+      </w:r>
+      <w:r>
+        <w:rPr>
+          <w:rFonts w:ascii="Calibri" w:eastAsia="Calibri" w:hAnsi="Calibri" w:cs="Calibri"/>
+          <w:sz w:val="22"/>
+          <w:szCs w:val="22"/>
+        </w:rPr>
+        <w:t>3</w:t>
+      </w:r>
+      <w:r>
+        <w:rPr>
+          <w:rFonts w:ascii="Calibri" w:eastAsia="Calibri" w:hAnsi="Calibri" w:cs="Calibri"/>
+          <w:sz w:val="22"/>
+          <w:szCs w:val="22"/>
+        </w:rPr>
+        <w:t>, 2026</w:t>
       </w:r>
     </w:p>
     <w:p>
@@ -119,12 +127,6 @@
         <w:gridCol w:w="3846"/>
       </w:tblGrid>
       <w:tr>
-        <w:tblPrEx>
-          <w:tblCellMar>
-            <w:top w:w="0" w:type="dxa"/>
-            <w:bottom w:w="0" w:type="dxa"/>
-          </w:tblCellMar>
-        </w:tblPrEx>
         <w:trPr>
           <w:tblHeader/>
         </w:trPr>
@@ -298,12 +300,6 @@
         </w:tc>
       </w:tr>
       <w:tr>
-        <w:tblPrEx>
-          <w:tblCellMar>
-            <w:top w:w="0" w:type="dxa"/>
-            <w:bottom w:w="0" w:type="dxa"/>
-          </w:tblCellMar>
-        </w:tblPrEx>
         <w:tc>
           <w:tcPr>
             <w:tcW w:w="400" w:type="dxa"/>
@@ -388,61 +384,7 @@
                 <w:sz w:val="16"/>
                 <w:szCs w:val="16"/>
               </w:rPr>
-              <w:t xml:space="preserve">Marketing </w:t>
-            </w:r>
-            <w:proofErr w:type="gramStart"/>
-            <w:r>
-              <w:rPr>
-                <w:rFonts w:ascii="Calibri" w:eastAsia="Calibri" w:hAnsi="Calibri" w:cs="Calibri"/>
-                <w:sz w:val="16"/>
-                <w:szCs w:val="16"/>
-              </w:rPr>
-              <w:t>Funnel — "</w:t>
-            </w:r>
-            <w:proofErr w:type="gramEnd"/>
-            <w:r>
-              <w:rPr>
-                <w:rFonts w:ascii="Calibri" w:eastAsia="Calibri" w:hAnsi="Calibri" w:cs="Calibri"/>
-                <w:sz w:val="16"/>
-                <w:szCs w:val="16"/>
-              </w:rPr>
-              <w:t xml:space="preserve">Average of </w:t>
-            </w:r>
-            <w:proofErr w:type="spellStart"/>
-            <w:r>
-              <w:rPr>
-                <w:rFonts w:ascii="Calibri" w:eastAsia="Calibri" w:hAnsi="Calibri" w:cs="Calibri"/>
-                <w:sz w:val="16"/>
-                <w:szCs w:val="16"/>
-              </w:rPr>
-              <w:t>Campaign_response</w:t>
-            </w:r>
-            <w:proofErr w:type="spellEnd"/>
-            <w:r>
-              <w:rPr>
-                <w:rFonts w:ascii="Calibri" w:eastAsia="Calibri" w:hAnsi="Calibri" w:cs="Calibri"/>
-                <w:sz w:val="16"/>
-                <w:szCs w:val="16"/>
-              </w:rPr>
-              <w:t xml:space="preserve"> by </w:t>
-            </w:r>
-            <w:proofErr w:type="spellStart"/>
-            <w:r>
-              <w:rPr>
-                <w:rFonts w:ascii="Calibri" w:eastAsia="Calibri" w:hAnsi="Calibri" w:cs="Calibri"/>
-                <w:sz w:val="16"/>
-                <w:szCs w:val="16"/>
-              </w:rPr>
-              <w:t>Campaign_channel</w:t>
-            </w:r>
-            <w:proofErr w:type="spellEnd"/>
-            <w:r>
-              <w:rPr>
-                <w:rFonts w:ascii="Calibri" w:eastAsia="Calibri" w:hAnsi="Calibri" w:cs="Calibri"/>
-                <w:sz w:val="16"/>
-                <w:szCs w:val="16"/>
-              </w:rPr>
-              <w:t>"</w:t>
+              <w:t>Marketing Funnel — "Average of Campaign_response by Campaign_channel"</w:t>
             </w:r>
           </w:p>
         </w:tc>
@@ -509,34 +451,12 @@
                 <w:rFonts w:ascii="Calibri" w:hAnsi="Calibri"/>
                 <w:sz w:val="16"/>
               </w:rPr>
-              <w:t xml:space="preserve">Direct Mail ranks #1 in both measures, but </w:t>
-            </w:r>
-            <w:proofErr w:type="spellStart"/>
-            <w:r>
-              <w:rPr>
-                <w:rFonts w:ascii="Calibri" w:hAnsi="Calibri"/>
-                <w:sz w:val="16"/>
-              </w:rPr>
-              <w:t>campaign_response</w:t>
-            </w:r>
-            <w:proofErr w:type="spellEnd"/>
-            <w:r>
-              <w:rPr>
-                <w:rFonts w:ascii="Calibri" w:hAnsi="Calibri"/>
-                <w:sz w:val="16"/>
-              </w:rPr>
-              <w:t xml:space="preserve"> and lead-to-close conversion rate are different metrics. The remaining channel rankings differ, so the dashboard provides only a partial cross-check of Q's answer.</w:t>
+              <w:t>Direct Mail ranks #1 in both measures, but campaign_response and lead-to-close conversion rate are different metrics. The remaining channel rankings differ, so the dashboard provides only a partial cross-check of Q's answer.</w:t>
             </w:r>
           </w:p>
         </w:tc>
       </w:tr>
       <w:tr>
-        <w:tblPrEx>
-          <w:tblCellMar>
-            <w:top w:w="0" w:type="dxa"/>
-            <w:bottom w:w="0" w:type="dxa"/>
-          </w:tblCellMar>
-        </w:tblPrEx>
         <w:tc>
           <w:tcPr>
             <w:tcW w:w="400" w:type="dxa"/>
@@ -599,61 +519,7 @@
                 <w:sz w:val="16"/>
                 <w:szCs w:val="16"/>
               </w:rPr>
-              <w:t>Enterprise has the highest average deal value at $1,589.17 across 201 deals. Large accounts, despite having the most deals (216), have the lowest average deal size at $1,257.47. Small and Medium tiers have far fewer deals (39 and 43</w:t>
-            </w:r>
-            <w:proofErr w:type="gramStart"/>
-            <w:r>
-              <w:rPr>
-                <w:rFonts w:ascii="Calibri" w:eastAsia="Calibri" w:hAnsi="Calibri" w:cs="Calibri"/>
-                <w:sz w:val="16"/>
-                <w:szCs w:val="16"/>
-              </w:rPr>
-              <w:t>)</w:t>
-            </w:r>
-            <w:proofErr w:type="gramEnd"/>
-            <w:r>
-              <w:rPr>
-                <w:rFonts w:ascii="Calibri" w:eastAsia="Calibri" w:hAnsi="Calibri" w:cs="Calibri"/>
-                <w:sz w:val="16"/>
-                <w:szCs w:val="16"/>
-              </w:rPr>
-              <w:t xml:space="preserve"> so their averages are less statistically robust. Deal size does not scale linearly with company </w:t>
-            </w:r>
-            <w:proofErr w:type="gramStart"/>
-            <w:r>
-              <w:rPr>
-                <w:rFonts w:ascii="Calibri" w:eastAsia="Calibri" w:hAnsi="Calibri" w:cs="Calibri"/>
-                <w:sz w:val="16"/>
-                <w:szCs w:val="16"/>
-              </w:rPr>
-              <w:t>size —</w:t>
-            </w:r>
-            <w:proofErr w:type="gramEnd"/>
-            <w:r>
-              <w:rPr>
-                <w:rFonts w:ascii="Calibri" w:eastAsia="Calibri" w:hAnsi="Calibri" w:cs="Calibri"/>
-                <w:sz w:val="16"/>
-                <w:szCs w:val="16"/>
-              </w:rPr>
-              <w:t xml:space="preserve"> Small </w:t>
-            </w:r>
-            <w:proofErr w:type="gramStart"/>
-            <w:r>
-              <w:rPr>
-                <w:rFonts w:ascii="Calibri" w:eastAsia="Calibri" w:hAnsi="Calibri" w:cs="Calibri"/>
-                <w:sz w:val="16"/>
-                <w:szCs w:val="16"/>
-              </w:rPr>
-              <w:t>actually beats</w:t>
-            </w:r>
-            <w:proofErr w:type="gramEnd"/>
-            <w:r>
-              <w:rPr>
-                <w:rFonts w:ascii="Calibri" w:eastAsia="Calibri" w:hAnsi="Calibri" w:cs="Calibri"/>
-                <w:sz w:val="16"/>
-                <w:szCs w:val="16"/>
-              </w:rPr>
-              <w:t xml:space="preserve"> both Medium and Large.</w:t>
+              <w:t>Enterprise has the highest average deal value at $1,589.17 across 201 deals. Large accounts, despite having the most deals (216), have the lowest average deal size at $1,257.47. Small and Medium tiers have far fewer deals (39 and 43) so their averages are less statistically robust. Deal size does not scale linearly with company size — Small actually beats both Medium and Large.</w:t>
             </w:r>
           </w:p>
         </w:tc>
@@ -675,61 +541,7 @@
                 <w:sz w:val="16"/>
                 <w:szCs w:val="16"/>
               </w:rPr>
-              <w:t xml:space="preserve">Sales </w:t>
-            </w:r>
-            <w:proofErr w:type="gramStart"/>
-            <w:r>
-              <w:rPr>
-                <w:rFonts w:ascii="Calibri" w:eastAsia="Calibri" w:hAnsi="Calibri" w:cs="Calibri"/>
-                <w:sz w:val="16"/>
-                <w:szCs w:val="16"/>
-              </w:rPr>
-              <w:t>Pipeline — "</w:t>
-            </w:r>
-            <w:proofErr w:type="gramEnd"/>
-            <w:r>
-              <w:rPr>
-                <w:rFonts w:ascii="Calibri" w:eastAsia="Calibri" w:hAnsi="Calibri" w:cs="Calibri"/>
-                <w:sz w:val="16"/>
-                <w:szCs w:val="16"/>
-              </w:rPr>
-              <w:t xml:space="preserve">Average of </w:t>
-            </w:r>
-            <w:proofErr w:type="spellStart"/>
-            <w:r>
-              <w:rPr>
-                <w:rFonts w:ascii="Calibri" w:eastAsia="Calibri" w:hAnsi="Calibri" w:cs="Calibri"/>
-                <w:sz w:val="16"/>
-                <w:szCs w:val="16"/>
-              </w:rPr>
-              <w:t>Deal_value</w:t>
-            </w:r>
-            <w:proofErr w:type="spellEnd"/>
-            <w:r>
-              <w:rPr>
-                <w:rFonts w:ascii="Calibri" w:eastAsia="Calibri" w:hAnsi="Calibri" w:cs="Calibri"/>
-                <w:sz w:val="16"/>
-                <w:szCs w:val="16"/>
-              </w:rPr>
-              <w:t xml:space="preserve"> by </w:t>
-            </w:r>
-            <w:proofErr w:type="spellStart"/>
-            <w:r>
-              <w:rPr>
-                <w:rFonts w:ascii="Calibri" w:eastAsia="Calibri" w:hAnsi="Calibri" w:cs="Calibri"/>
-                <w:sz w:val="16"/>
-                <w:szCs w:val="16"/>
-              </w:rPr>
-              <w:t>Company_size_tier</w:t>
-            </w:r>
-            <w:proofErr w:type="spellEnd"/>
-            <w:r>
-              <w:rPr>
-                <w:rFonts w:ascii="Calibri" w:eastAsia="Calibri" w:hAnsi="Calibri" w:cs="Calibri"/>
-                <w:sz w:val="16"/>
-                <w:szCs w:val="16"/>
-              </w:rPr>
-              <w:t>"</w:t>
+              <w:t>Sales Pipeline — "Average of Deal_value by Company_size_tier"</w:t>
             </w:r>
           </w:p>
         </w:tc>
@@ -803,12 +615,6 @@
         </w:tc>
       </w:tr>
       <w:tr>
-        <w:tblPrEx>
-          <w:tblCellMar>
-            <w:top w:w="0" w:type="dxa"/>
-            <w:bottom w:w="0" w:type="dxa"/>
-          </w:tblCellMar>
-        </w:tblPrEx>
         <w:tc>
           <w:tcPr>
             <w:tcW w:w="400" w:type="dxa"/>
@@ -871,25 +677,7 @@
                 <w:sz w:val="16"/>
                 <w:szCs w:val="16"/>
               </w:rPr>
-              <w:t xml:space="preserve">Critical tickets resolve about 5 hours faster on average (~56 hours) than Low-priority tickets (~61.02 </w:t>
-            </w:r>
-            <w:proofErr w:type="gramStart"/>
-            <w:r>
-              <w:rPr>
-                <w:rFonts w:ascii="Calibri" w:eastAsia="Calibri" w:hAnsi="Calibri" w:cs="Calibri"/>
-                <w:sz w:val="16"/>
-                <w:szCs w:val="16"/>
-              </w:rPr>
-              <w:t>hours) —</w:t>
-            </w:r>
-            <w:proofErr w:type="gramEnd"/>
-            <w:r>
-              <w:rPr>
-                <w:rFonts w:ascii="Calibri" w:eastAsia="Calibri" w:hAnsi="Calibri" w:cs="Calibri"/>
-                <w:sz w:val="16"/>
-                <w:szCs w:val="16"/>
-              </w:rPr>
-              <w:t xml:space="preserve"> consistent with critical issues being escalated for quicker turnaround, though the gap is a modest ~8%. Low-priority tickets make up by far the largest ticket volume.</w:t>
+              <w:t>Critical tickets resolve about 5 hours faster on average (~56 hours) than Low-priority tickets (~61.02 hours) — consistent with critical issues being escalated for quicker turnaround, though the gap is a modest ~8%. Low-priority tickets make up by far the largest ticket volume.</w:t>
             </w:r>
           </w:p>
         </w:tc>
@@ -911,43 +699,7 @@
                 <w:sz w:val="16"/>
                 <w:szCs w:val="16"/>
               </w:rPr>
-              <w:t xml:space="preserve">Customer </w:t>
-            </w:r>
-            <w:proofErr w:type="gramStart"/>
-            <w:r>
-              <w:rPr>
-                <w:rFonts w:ascii="Calibri" w:eastAsia="Calibri" w:hAnsi="Calibri" w:cs="Calibri"/>
-                <w:sz w:val="16"/>
-                <w:szCs w:val="16"/>
-              </w:rPr>
-              <w:t>Health — "</w:t>
-            </w:r>
-            <w:proofErr w:type="gramEnd"/>
-            <w:r>
-              <w:rPr>
-                <w:rFonts w:ascii="Calibri" w:eastAsia="Calibri" w:hAnsi="Calibri" w:cs="Calibri"/>
-                <w:sz w:val="16"/>
-                <w:szCs w:val="16"/>
-              </w:rPr>
-              <w:t xml:space="preserve">Average of </w:t>
-            </w:r>
-            <w:proofErr w:type="spellStart"/>
-            <w:r>
-              <w:rPr>
-                <w:rFonts w:ascii="Calibri" w:eastAsia="Calibri" w:hAnsi="Calibri" w:cs="Calibri"/>
-                <w:sz w:val="16"/>
-                <w:szCs w:val="16"/>
-              </w:rPr>
-              <w:t>Resolution_time_hours</w:t>
-            </w:r>
-            <w:proofErr w:type="spellEnd"/>
-            <w:r>
-              <w:rPr>
-                <w:rFonts w:ascii="Calibri" w:eastAsia="Calibri" w:hAnsi="Calibri" w:cs="Calibri"/>
-                <w:sz w:val="16"/>
-                <w:szCs w:val="16"/>
-              </w:rPr>
-              <w:t xml:space="preserve"> by Priority"</w:t>
+              <w:t>Customer Health — "Average of Resolution_time_hours by Priority"</w:t>
             </w:r>
           </w:p>
         </w:tc>
@@ -1014,34 +766,12 @@
                 <w:rFonts w:ascii="Calibri" w:hAnsi="Calibri"/>
                 <w:sz w:val="16"/>
               </w:rPr>
-              <w:t xml:space="preserve">The direction is correct: Critical resolves fastest and Low resolves slowest. However, Q's roughly 5-hour gap appears larger than the dashboard visual, which suggests only about a </w:t>
-            </w:r>
-            <w:proofErr w:type="gramStart"/>
-            <w:r>
-              <w:rPr>
-                <w:rFonts w:ascii="Calibri" w:hAnsi="Calibri"/>
-                <w:sz w:val="16"/>
-              </w:rPr>
-              <w:t>2-3 hour</w:t>
-            </w:r>
-            <w:proofErr w:type="gramEnd"/>
-            <w:r>
-              <w:rPr>
-                <w:rFonts w:ascii="Calibri" w:hAnsi="Calibri"/>
-                <w:sz w:val="16"/>
-              </w:rPr>
-              <w:t xml:space="preserve"> difference, so this is a partial match.</w:t>
+              <w:t>The direction is correct: Critical resolves fastest and Low resolves slowest. However, Q's roughly 5-hour gap appears larger than the dashboard visual, which suggests only about a 2-3 hour difference, so this is a partial match.</w:t>
             </w:r>
           </w:p>
         </w:tc>
       </w:tr>
       <w:tr>
-        <w:tblPrEx>
-          <w:tblCellMar>
-            <w:top w:w="0" w:type="dxa"/>
-            <w:bottom w:w="0" w:type="dxa"/>
-          </w:tblCellMar>
-        </w:tblPrEx>
         <w:tc>
           <w:tcPr>
             <w:tcW w:w="400" w:type="dxa"/>
@@ -1104,205 +834,7 @@
                 <w:sz w:val="16"/>
                 <w:szCs w:val="16"/>
               </w:rPr>
-              <w:t xml:space="preserve">Ranked list led by </w:t>
-            </w:r>
-            <w:proofErr w:type="spellStart"/>
-            <w:r>
-              <w:rPr>
-                <w:rFonts w:ascii="Calibri" w:eastAsia="Calibri" w:hAnsi="Calibri" w:cs="Calibri"/>
-                <w:sz w:val="16"/>
-                <w:szCs w:val="16"/>
-              </w:rPr>
-              <w:t>YieldMax</w:t>
-            </w:r>
-            <w:proofErr w:type="spellEnd"/>
-            <w:r>
-              <w:rPr>
-                <w:rFonts w:ascii="Calibri" w:eastAsia="Calibri" w:hAnsi="Calibri" w:cs="Calibri"/>
-                <w:sz w:val="16"/>
-                <w:szCs w:val="16"/>
-              </w:rPr>
-              <w:t xml:space="preserve"> Software (ACCT-041) with 334 tickets and $40,722 in deal revenue — nearly double the next account. Followed by TrueNorth Electronics, </w:t>
-            </w:r>
-            <w:proofErr w:type="spellStart"/>
-            <w:r>
-              <w:rPr>
-                <w:rFonts w:ascii="Calibri" w:eastAsia="Calibri" w:hAnsi="Calibri" w:cs="Calibri"/>
-                <w:sz w:val="16"/>
-                <w:szCs w:val="16"/>
-              </w:rPr>
-              <w:t>LionGate</w:t>
-            </w:r>
-            <w:proofErr w:type="spellEnd"/>
-            <w:r>
-              <w:rPr>
-                <w:rFonts w:ascii="Calibri" w:eastAsia="Calibri" w:hAnsi="Calibri" w:cs="Calibri"/>
-                <w:sz w:val="16"/>
-                <w:szCs w:val="16"/>
-              </w:rPr>
-              <w:t xml:space="preserve"> Holdings, </w:t>
-            </w:r>
-            <w:proofErr w:type="spellStart"/>
-            <w:r>
-              <w:rPr>
-                <w:rFonts w:ascii="Calibri" w:eastAsia="Calibri" w:hAnsi="Calibri" w:cs="Calibri"/>
-                <w:sz w:val="16"/>
-                <w:szCs w:val="16"/>
-              </w:rPr>
-              <w:t>AlphaCore</w:t>
-            </w:r>
-            <w:proofErr w:type="spellEnd"/>
-            <w:r>
-              <w:rPr>
-                <w:rFonts w:ascii="Calibri" w:eastAsia="Calibri" w:hAnsi="Calibri" w:cs="Calibri"/>
-                <w:sz w:val="16"/>
-                <w:szCs w:val="16"/>
-              </w:rPr>
-              <w:t xml:space="preserve"> Technologies, </w:t>
-            </w:r>
-            <w:proofErr w:type="spellStart"/>
-            <w:r>
-              <w:rPr>
-                <w:rFonts w:ascii="Calibri" w:eastAsia="Calibri" w:hAnsi="Calibri" w:cs="Calibri"/>
-                <w:sz w:val="16"/>
-                <w:szCs w:val="16"/>
-              </w:rPr>
-              <w:t>RedCedar</w:t>
-            </w:r>
-            <w:proofErr w:type="spellEnd"/>
-            <w:r>
-              <w:rPr>
-                <w:rFonts w:ascii="Calibri" w:eastAsia="Calibri" w:hAnsi="Calibri" w:cs="Calibri"/>
-                <w:sz w:val="16"/>
-                <w:szCs w:val="16"/>
-              </w:rPr>
-              <w:t xml:space="preserve"> Software, </w:t>
-            </w:r>
-            <w:proofErr w:type="spellStart"/>
-            <w:r>
-              <w:rPr>
-                <w:rFonts w:ascii="Calibri" w:eastAsia="Calibri" w:hAnsi="Calibri" w:cs="Calibri"/>
-                <w:sz w:val="16"/>
-                <w:szCs w:val="16"/>
-              </w:rPr>
-              <w:t>UltraLink</w:t>
-            </w:r>
-            <w:proofErr w:type="spellEnd"/>
-            <w:r>
-              <w:rPr>
-                <w:rFonts w:ascii="Calibri" w:eastAsia="Calibri" w:hAnsi="Calibri" w:cs="Calibri"/>
-                <w:sz w:val="16"/>
-                <w:szCs w:val="16"/>
-              </w:rPr>
-              <w:t xml:space="preserve"> Communications, </w:t>
-            </w:r>
-            <w:proofErr w:type="spellStart"/>
-            <w:r>
-              <w:rPr>
-                <w:rFonts w:ascii="Calibri" w:eastAsia="Calibri" w:hAnsi="Calibri" w:cs="Calibri"/>
-                <w:sz w:val="16"/>
-                <w:szCs w:val="16"/>
-              </w:rPr>
-              <w:t>MapleCrest</w:t>
-            </w:r>
-            <w:proofErr w:type="spellEnd"/>
-            <w:r>
-              <w:rPr>
-                <w:rFonts w:ascii="Calibri" w:eastAsia="Calibri" w:hAnsi="Calibri" w:cs="Calibri"/>
-                <w:sz w:val="16"/>
-                <w:szCs w:val="16"/>
-              </w:rPr>
-              <w:t xml:space="preserve"> Retail, </w:t>
-            </w:r>
-            <w:proofErr w:type="spellStart"/>
-            <w:r>
-              <w:rPr>
-                <w:rFonts w:ascii="Calibri" w:eastAsia="Calibri" w:hAnsi="Calibri" w:cs="Calibri"/>
-                <w:sz w:val="16"/>
-                <w:szCs w:val="16"/>
-              </w:rPr>
-              <w:t>HavenCrest</w:t>
-            </w:r>
-            <w:proofErr w:type="spellEnd"/>
-            <w:r>
-              <w:rPr>
-                <w:rFonts w:ascii="Calibri" w:eastAsia="Calibri" w:hAnsi="Calibri" w:cs="Calibri"/>
-                <w:sz w:val="16"/>
-                <w:szCs w:val="16"/>
-              </w:rPr>
-              <w:t xml:space="preserve"> Communications, </w:t>
-            </w:r>
-            <w:proofErr w:type="spellStart"/>
-            <w:r>
-              <w:rPr>
-                <w:rFonts w:ascii="Calibri" w:eastAsia="Calibri" w:hAnsi="Calibri" w:cs="Calibri"/>
-                <w:sz w:val="16"/>
-                <w:szCs w:val="16"/>
-              </w:rPr>
-              <w:t>PineRidge</w:t>
-            </w:r>
-            <w:proofErr w:type="spellEnd"/>
-            <w:r>
-              <w:rPr>
-                <w:rFonts w:ascii="Calibri" w:eastAsia="Calibri" w:hAnsi="Calibri" w:cs="Calibri"/>
-                <w:sz w:val="16"/>
-                <w:szCs w:val="16"/>
-              </w:rPr>
-              <w:t xml:space="preserve"> Global, and </w:t>
-            </w:r>
-            <w:proofErr w:type="spellStart"/>
-            <w:r>
-              <w:rPr>
-                <w:rFonts w:ascii="Calibri" w:eastAsia="Calibri" w:hAnsi="Calibri" w:cs="Calibri"/>
-                <w:sz w:val="16"/>
-                <w:szCs w:val="16"/>
-              </w:rPr>
-              <w:t>LakeView</w:t>
-            </w:r>
-            <w:proofErr w:type="spellEnd"/>
-            <w:r>
-              <w:rPr>
-                <w:rFonts w:ascii="Calibri" w:eastAsia="Calibri" w:hAnsi="Calibri" w:cs="Calibri"/>
-                <w:sz w:val="16"/>
-                <w:szCs w:val="16"/>
-              </w:rPr>
-              <w:t xml:space="preserve"> Software. </w:t>
-            </w:r>
-            <w:proofErr w:type="spellStart"/>
-            <w:r>
-              <w:rPr>
-                <w:rFonts w:ascii="Calibri" w:eastAsia="Calibri" w:hAnsi="Calibri" w:cs="Calibri"/>
-                <w:sz w:val="16"/>
-                <w:szCs w:val="16"/>
-              </w:rPr>
-              <w:t>UltraLink</w:t>
-            </w:r>
-            <w:proofErr w:type="spellEnd"/>
-            <w:r>
-              <w:rPr>
-                <w:rFonts w:ascii="Calibri" w:eastAsia="Calibri" w:hAnsi="Calibri" w:cs="Calibri"/>
-                <w:sz w:val="16"/>
-                <w:szCs w:val="16"/>
-              </w:rPr>
-              <w:t xml:space="preserve"> and </w:t>
-            </w:r>
-            <w:proofErr w:type="spellStart"/>
-            <w:r>
-              <w:rPr>
-                <w:rFonts w:ascii="Calibri" w:eastAsia="Calibri" w:hAnsi="Calibri" w:cs="Calibri"/>
-                <w:sz w:val="16"/>
-                <w:szCs w:val="16"/>
-              </w:rPr>
-              <w:t>MapleCrest</w:t>
-            </w:r>
-            <w:proofErr w:type="spellEnd"/>
-            <w:r>
-              <w:rPr>
-                <w:rFonts w:ascii="Calibri" w:eastAsia="Calibri" w:hAnsi="Calibri" w:cs="Calibri"/>
-                <w:sz w:val="16"/>
-                <w:szCs w:val="16"/>
-              </w:rPr>
-              <w:t xml:space="preserve"> show the weakest revenue-to-ticket ratio (higher support burden relative to revenue).</w:t>
+              <w:t>Ranked list led by YieldMax Software (ACCT-041) with 334 tickets and $40,722 in deal revenue — nearly double the next account. Followed by TrueNorth Electronics, LionGate Holdings, AlphaCore Technologies, RedCedar Software, UltraLink Communications, MapleCrest Retail, HavenCrest Communications, PineRidge Global, and LakeView Software. UltraLink and MapleCrest show the weakest revenue-to-ticket ratio (higher support burden relative to revenue).</w:t>
             </w:r>
           </w:p>
         </w:tc>
@@ -1345,23 +877,7 @@
                 <w:rFonts w:ascii="Calibri" w:hAnsi="Calibri"/>
                 <w:sz w:val="16"/>
               </w:rPr>
-              <w:t xml:space="preserve">The Top Accounts by Support Ticket Volume chart shows the same top 10 accounts in the same order as Q: ACCT-041, 035, 076, 043, 060, 036, 020, 072, 025, and 018. The Risk Indicators table confirms the corresponding ticket counts and deal values, including </w:t>
-            </w:r>
-            <w:proofErr w:type="spellStart"/>
-            <w:r>
-              <w:rPr>
-                <w:rFonts w:ascii="Calibri" w:hAnsi="Calibri"/>
-                <w:sz w:val="16"/>
-              </w:rPr>
-              <w:t>YieldMax</w:t>
-            </w:r>
-            <w:proofErr w:type="spellEnd"/>
-            <w:r>
-              <w:rPr>
-                <w:rFonts w:ascii="Calibri" w:hAnsi="Calibri"/>
-                <w:sz w:val="16"/>
-              </w:rPr>
-              <w:t xml:space="preserve"> Software at 334 tickets and $40,722.</w:t>
+              <w:t>The Top Accounts by Support Ticket Volume chart shows the same top 10 accounts in the same order as Q: ACCT-041, 035, 076, 043, 060, 036, 020, 072, 025, and 018. The Risk Indicators table confirms the corresponding ticket counts and deal values, including YieldMax Software at 334 tickets and $40,722.</w:t>
             </w:r>
           </w:p>
         </w:tc>
@@ -1404,34 +920,12 @@
                 <w:rFonts w:ascii="Calibri" w:hAnsi="Calibri"/>
                 <w:sz w:val="16"/>
               </w:rPr>
-              <w:t xml:space="preserve">Q matches the dedicated support-ticket-volume chart. The Risk Indicators table is sorted by negative ticket count, not total ticket volume, so its row order is different; that does not contradict Q's </w:t>
-            </w:r>
-            <w:proofErr w:type="gramStart"/>
-            <w:r>
-              <w:rPr>
-                <w:rFonts w:ascii="Calibri" w:hAnsi="Calibri"/>
-                <w:sz w:val="16"/>
-              </w:rPr>
-              <w:t>top-10</w:t>
-            </w:r>
-            <w:proofErr w:type="gramEnd"/>
-            <w:r>
-              <w:rPr>
-                <w:rFonts w:ascii="Calibri" w:hAnsi="Calibri"/>
-                <w:sz w:val="16"/>
-              </w:rPr>
-              <w:t xml:space="preserve"> ranking.</w:t>
+              <w:t>Q matches the dedicated support-ticket-volume chart. The Risk Indicators table is sorted by negative ticket count, not total ticket volume, so its row order is different; that does not contradict Q's top-10 ranking.</w:t>
             </w:r>
           </w:p>
         </w:tc>
       </w:tr>
       <w:tr>
-        <w:tblPrEx>
-          <w:tblCellMar>
-            <w:top w:w="0" w:type="dxa"/>
-            <w:bottom w:w="0" w:type="dxa"/>
-          </w:tblCellMar>
-        </w:tblPrEx>
         <w:tc>
           <w:tcPr>
             <w:tcW w:w="400" w:type="dxa"/>
@@ -1472,25 +966,7 @@
                 <w:sz w:val="16"/>
                 <w:szCs w:val="16"/>
               </w:rPr>
-              <w:t xml:space="preserve">Are there any campaigns where we </w:t>
-            </w:r>
-            <w:proofErr w:type="gramStart"/>
-            <w:r>
-              <w:rPr>
-                <w:rFonts w:ascii="Calibri" w:eastAsia="Calibri" w:hAnsi="Calibri" w:cs="Calibri"/>
-                <w:sz w:val="16"/>
-                <w:szCs w:val="16"/>
-              </w:rPr>
-              <w:t>spent</w:t>
-            </w:r>
-            <w:proofErr w:type="gramEnd"/>
-            <w:r>
-              <w:rPr>
-                <w:rFonts w:ascii="Calibri" w:eastAsia="Calibri" w:hAnsi="Calibri" w:cs="Calibri"/>
-                <w:sz w:val="16"/>
-                <w:szCs w:val="16"/>
-              </w:rPr>
-              <w:t xml:space="preserve"> more than we earned back?</w:t>
+              <w:t>Are there any campaigns where we spent more than we earned back?</w:t>
             </w:r>
           </w:p>
         </w:tc>
@@ -1512,27 +988,7 @@
                 <w:sz w:val="16"/>
                 <w:szCs w:val="16"/>
               </w:rPr>
-              <w:t xml:space="preserve">Yes — every one of the 6 campaigns has </w:t>
-            </w:r>
-            <w:proofErr w:type="spellStart"/>
-            <w:proofErr w:type="gramStart"/>
-            <w:r>
-              <w:rPr>
-                <w:rFonts w:ascii="Calibri" w:eastAsia="Calibri" w:hAnsi="Calibri" w:cs="Calibri"/>
-                <w:sz w:val="16"/>
-                <w:szCs w:val="16"/>
-              </w:rPr>
-              <w:t>spend</w:t>
-            </w:r>
-            <w:proofErr w:type="spellEnd"/>
-            <w:proofErr w:type="gramEnd"/>
-            <w:r>
-              <w:rPr>
-                <w:rFonts w:ascii="Calibri" w:eastAsia="Calibri" w:hAnsi="Calibri" w:cs="Calibri"/>
-                <w:sz w:val="16"/>
-                <w:szCs w:val="16"/>
-              </w:rPr>
-              <w:t xml:space="preserve"> exceeding attributed revenue, for a combined unrecovered spend of approximately $11.2M. Digital Retarget has the largest deficit (~$2.2M) despite being a </w:t>
+              <w:t xml:space="preserve">Yes — every one of the 6 campaigns has spend exceeding attributed revenue, for a combined unrecovered spend of approximately $11.2M. Digital Retarget has the largest deficit (~$2.2M) despite being a </w:t>
             </w:r>
             <w:r>
               <w:rPr>
@@ -1541,43 +997,7 @@
                 <w:szCs w:val="16"/>
               </w:rPr>
               <w:lastRenderedPageBreak/>
-              <w:t xml:space="preserve">retargeting campaign meant for high conversion efficiency. </w:t>
-            </w:r>
-            <w:proofErr w:type="spellStart"/>
-            <w:r>
-              <w:rPr>
-                <w:rFonts w:ascii="Calibri" w:eastAsia="Calibri" w:hAnsi="Calibri" w:cs="Calibri"/>
-                <w:sz w:val="16"/>
-                <w:szCs w:val="16"/>
-              </w:rPr>
-              <w:t>NovaPulse</w:t>
-            </w:r>
-            <w:proofErr w:type="spellEnd"/>
-            <w:r>
-              <w:rPr>
-                <w:rFonts w:ascii="Calibri" w:eastAsia="Calibri" w:hAnsi="Calibri" w:cs="Calibri"/>
-                <w:sz w:val="16"/>
-                <w:szCs w:val="16"/>
-              </w:rPr>
-              <w:t xml:space="preserve"> Launch generated the most revenue ($394K) but still fell short by over $2M. </w:t>
-            </w:r>
-            <w:proofErr w:type="spellStart"/>
-            <w:r>
-              <w:rPr>
-                <w:rFonts w:ascii="Calibri" w:eastAsia="Calibri" w:hAnsi="Calibri" w:cs="Calibri"/>
-                <w:sz w:val="16"/>
-                <w:szCs w:val="16"/>
-              </w:rPr>
-              <w:t>NovaEdge</w:t>
-            </w:r>
-            <w:proofErr w:type="spellEnd"/>
-            <w:r>
-              <w:rPr>
-                <w:rFonts w:ascii="Calibri" w:eastAsia="Calibri" w:hAnsi="Calibri" w:cs="Calibri"/>
-                <w:sz w:val="16"/>
-                <w:szCs w:val="16"/>
-              </w:rPr>
-              <w:t xml:space="preserve"> Awareness has the smallest deficit but also the lowest revenue attribution ($34K).</w:t>
+              <w:t>retargeting campaign meant for high conversion efficiency. NovaPulse Launch generated the most revenue ($394K) but still fell short by over $2M. NovaEdge Awareness has the smallest deficit but also the lowest revenue attribution ($34K).</w:t>
             </w:r>
           </w:p>
         </w:tc>
@@ -1600,45 +1020,8 @@
                 <w:szCs w:val="16"/>
               </w:rPr>
               <w:lastRenderedPageBreak/>
-              <w:t xml:space="preserve">Marketing </w:t>
-            </w:r>
-            <w:proofErr w:type="gramStart"/>
-            <w:r>
-              <w:rPr>
-                <w:rFonts w:ascii="Calibri" w:eastAsia="Calibri" w:hAnsi="Calibri" w:cs="Calibri"/>
-                <w:sz w:val="16"/>
-                <w:szCs w:val="16"/>
-              </w:rPr>
-              <w:t>Funnel — "</w:t>
-            </w:r>
-            <w:proofErr w:type="gramEnd"/>
-            <w:r>
-              <w:rPr>
-                <w:rFonts w:ascii="Calibri" w:eastAsia="Calibri" w:hAnsi="Calibri" w:cs="Calibri"/>
-                <w:sz w:val="16"/>
-                <w:szCs w:val="16"/>
-              </w:rPr>
-              <w:t xml:space="preserve">Sum of </w:t>
-            </w:r>
-            <w:proofErr w:type="spellStart"/>
-            <w:r>
-              <w:rPr>
-                <w:rFonts w:ascii="Calibri" w:eastAsia="Calibri" w:hAnsi="Calibri" w:cs="Calibri"/>
-                <w:sz w:val="16"/>
-                <w:szCs w:val="16"/>
-              </w:rPr>
-              <w:t>Campaign_spend</w:t>
-            </w:r>
-            <w:proofErr w:type="spellEnd"/>
-            <w:r>
-              <w:rPr>
-                <w:rFonts w:ascii="Calibri" w:eastAsia="Calibri" w:hAnsi="Calibri" w:cs="Calibri"/>
-                <w:sz w:val="16"/>
-                <w:szCs w:val="16"/>
-              </w:rPr>
-              <w:t xml:space="preserve"> and Sum of </w:t>
-            </w:r>
-            <w:proofErr w:type="spellStart"/>
+              <w:t xml:space="preserve">Marketing Funnel — "Sum of Campaign_spend and Sum of </w:t>
+            </w:r>
             <w:r>
               <w:rPr>
                 <w:rFonts w:ascii="Calibri" w:eastAsia="Calibri" w:hAnsi="Calibri" w:cs="Calibri"/>
@@ -1646,34 +1029,7 @@
                 <w:szCs w:val="16"/>
               </w:rPr>
               <w:lastRenderedPageBreak/>
-              <w:t>Revenue_attributed</w:t>
-            </w:r>
-            <w:proofErr w:type="spellEnd"/>
-            <w:r>
-              <w:rPr>
-                <w:rFonts w:ascii="Calibri" w:eastAsia="Calibri" w:hAnsi="Calibri" w:cs="Calibri"/>
-                <w:sz w:val="16"/>
-                <w:szCs w:val="16"/>
-              </w:rPr>
-              <w:t xml:space="preserve"> by </w:t>
-            </w:r>
-            <w:proofErr w:type="spellStart"/>
-            <w:r>
-              <w:rPr>
-                <w:rFonts w:ascii="Calibri" w:eastAsia="Calibri" w:hAnsi="Calibri" w:cs="Calibri"/>
-                <w:sz w:val="16"/>
-                <w:szCs w:val="16"/>
-              </w:rPr>
-              <w:t>Campaign_name</w:t>
-            </w:r>
-            <w:proofErr w:type="spellEnd"/>
-            <w:r>
-              <w:rPr>
-                <w:rFonts w:ascii="Calibri" w:eastAsia="Calibri" w:hAnsi="Calibri" w:cs="Calibri"/>
-                <w:sz w:val="16"/>
-                <w:szCs w:val="16"/>
-              </w:rPr>
-              <w:t>" (combo chart)</w:t>
+              <w:t>Revenue_attributed by Campaign_name" (combo chart)</w:t>
             </w:r>
           </w:p>
         </w:tc>
@@ -1696,25 +1052,7 @@
                 <w:szCs w:val="16"/>
               </w:rPr>
               <w:lastRenderedPageBreak/>
-              <w:t xml:space="preserve">Every campaign's spend bar is visibly much longer than its paired revenue bar, with Digital Retarget and </w:t>
-            </w:r>
-            <w:proofErr w:type="spellStart"/>
-            <w:r>
-              <w:rPr>
-                <w:rFonts w:ascii="Calibri" w:eastAsia="Calibri" w:hAnsi="Calibri" w:cs="Calibri"/>
-                <w:sz w:val="16"/>
-                <w:szCs w:val="16"/>
-              </w:rPr>
-              <w:t>NovaPulse</w:t>
-            </w:r>
-            <w:proofErr w:type="spellEnd"/>
-            <w:r>
-              <w:rPr>
-                <w:rFonts w:ascii="Calibri" w:eastAsia="Calibri" w:hAnsi="Calibri" w:cs="Calibri"/>
-                <w:sz w:val="16"/>
-                <w:szCs w:val="16"/>
-              </w:rPr>
-              <w:t xml:space="preserve"> Launch </w:t>
+              <w:t xml:space="preserve">Every campaign's spend bar is visibly much longer than its paired revenue bar, with Digital Retarget and NovaPulse Launch </w:t>
             </w:r>
             <w:r>
               <w:rPr>
@@ -1723,25 +1061,7 @@
                 <w:szCs w:val="16"/>
               </w:rPr>
               <w:lastRenderedPageBreak/>
-              <w:t xml:space="preserve">showing the largest absolute gaps and </w:t>
-            </w:r>
-            <w:proofErr w:type="spellStart"/>
-            <w:r>
-              <w:rPr>
-                <w:rFonts w:ascii="Calibri" w:eastAsia="Calibri" w:hAnsi="Calibri" w:cs="Calibri"/>
-                <w:sz w:val="16"/>
-                <w:szCs w:val="16"/>
-              </w:rPr>
-              <w:t>NovaEdge</w:t>
-            </w:r>
-            <w:proofErr w:type="spellEnd"/>
-            <w:r>
-              <w:rPr>
-                <w:rFonts w:ascii="Calibri" w:eastAsia="Calibri" w:hAnsi="Calibri" w:cs="Calibri"/>
-                <w:sz w:val="16"/>
-                <w:szCs w:val="16"/>
-              </w:rPr>
-              <w:t xml:space="preserve"> Awareness the smallest.</w:t>
+              <w:t>showing the largest absolute gaps and NovaEdge Awareness the smallest.</w:t>
             </w:r>
           </w:p>
         </w:tc>
@@ -1788,43 +1108,7 @@
                 <w:sz w:val="16"/>
                 <w:szCs w:val="16"/>
               </w:rPr>
-              <w:t xml:space="preserve">The dashboard confirms that </w:t>
-            </w:r>
-            <w:proofErr w:type="gramStart"/>
-            <w:r>
-              <w:rPr>
-                <w:rFonts w:ascii="Calibri" w:eastAsia="Calibri" w:hAnsi="Calibri" w:cs="Calibri"/>
-                <w:sz w:val="16"/>
-                <w:szCs w:val="16"/>
-              </w:rPr>
-              <w:t>spend</w:t>
-            </w:r>
-            <w:proofErr w:type="gramEnd"/>
-            <w:r>
-              <w:rPr>
-                <w:rFonts w:ascii="Calibri" w:eastAsia="Calibri" w:hAnsi="Calibri" w:cs="Calibri"/>
-                <w:sz w:val="16"/>
-                <w:szCs w:val="16"/>
-              </w:rPr>
-              <w:t xml:space="preserve"> exceeds attributed revenue for all 6 campaigns. </w:t>
-            </w:r>
-            <w:proofErr w:type="spellStart"/>
-            <w:r>
-              <w:rPr>
-                <w:rFonts w:ascii="Calibri" w:eastAsia="Calibri" w:hAnsi="Calibri" w:cs="Calibri"/>
-                <w:sz w:val="16"/>
-                <w:szCs w:val="16"/>
-              </w:rPr>
-              <w:t>NovaEdge</w:t>
-            </w:r>
-            <w:proofErr w:type="spellEnd"/>
-            <w:r>
-              <w:rPr>
-                <w:rFonts w:ascii="Calibri" w:eastAsia="Calibri" w:hAnsi="Calibri" w:cs="Calibri"/>
-                <w:sz w:val="16"/>
-                <w:szCs w:val="16"/>
-              </w:rPr>
-              <w:t xml:space="preserve"> Awareness has the smallest absolute deficit, even though the separate </w:t>
+              <w:t xml:space="preserve">The dashboard confirms that spend exceeds attributed revenue for all 6 campaigns. NovaEdge Awareness has the smallest absolute deficit, even though the separate </w:t>
             </w:r>
             <w:r>
               <w:rPr>
@@ -1833,25 +1117,7 @@
                 <w:szCs w:val="16"/>
               </w:rPr>
               <w:lastRenderedPageBreak/>
-              <w:t xml:space="preserve">ROI chart shows it has the worst </w:t>
-            </w:r>
-            <w:proofErr w:type="gramStart"/>
-            <w:r>
-              <w:rPr>
-                <w:rFonts w:ascii="Calibri" w:eastAsia="Calibri" w:hAnsi="Calibri" w:cs="Calibri"/>
-                <w:sz w:val="16"/>
-                <w:szCs w:val="16"/>
-              </w:rPr>
-              <w:t>percentage</w:t>
-            </w:r>
-            <w:proofErr w:type="gramEnd"/>
-            <w:r>
-              <w:rPr>
-                <w:rFonts w:ascii="Calibri" w:eastAsia="Calibri" w:hAnsi="Calibri" w:cs="Calibri"/>
-                <w:sz w:val="16"/>
-                <w:szCs w:val="16"/>
-              </w:rPr>
-              <w:t xml:space="preserve"> ROI; those are different measures and are not contradictory.</w:t>
+              <w:t>ROI chart shows it has the worst percentage ROI; those are different measures and are not contradictory.</w:t>
             </w:r>
           </w:p>
         </w:tc>
